--- a/module-2/Barberich_Assignment2.2.docx
+++ b/module-2/Barberich_Assignment2.2.docx
@@ -12,14 +12,13 @@
         <w:t>Assignment 2.2 Debugging</w:t>
       </w:r>
     </w:p>
-    <w:p/>
     <w:p>
       <w:r>
         <w:drawing>
-          <wp:inline distT="0" distB="0" distL="0" distR="0" wp14:anchorId="5A6E4D45" wp14:editId="5CDA5BDF">
-            <wp:extent cx="5943600" cy="3546475"/>
+          <wp:inline distT="0" distB="0" distL="0" distR="0" wp14:anchorId="6AC015E7" wp14:editId="005BCB62">
+            <wp:extent cx="5172075" cy="3628741"/>
             <wp:effectExtent l="0" t="0" r="0" b="0"/>
-            <wp:docPr id="236385652" name="Picture 1" descr="A Python code snippet illustrating a simple beer counting song with a loop and error handling.&#10;&#10;AI-generated content may be incorrect."/>
+            <wp:docPr id="1506656988" name="Picture 1" descr="The image displays a Python code snippet that includes a user input prompt asking for miles traveled, a function to convert miles to kilometers, and error handling for incorrect input.&#10;&#10;AI-generated content may be incorrect."/>
             <wp:cNvGraphicFramePr>
               <a:graphicFrameLocks xmlns:a="http://schemas.openxmlformats.org/drawingml/2006/main" noChangeAspect="1"/>
             </wp:cNvGraphicFramePr>
@@ -27,7 +26,7 @@
               <a:graphicData uri="http://schemas.openxmlformats.org/drawingml/2006/picture">
                 <pic:pic xmlns:pic="http://schemas.openxmlformats.org/drawingml/2006/picture">
                   <pic:nvPicPr>
-                    <pic:cNvPr id="236385652" name="Picture 1" descr="A Python code snippet illustrating a simple beer counting song with a loop and error handling.&#10;&#10;AI-generated content may be incorrect."/>
+                    <pic:cNvPr id="1506656988" name="Picture 1" descr="The image displays a Python code snippet that includes a user input prompt asking for miles traveled, a function to convert miles to kilometers, and error handling for incorrect input.&#10;&#10;AI-generated content may be incorrect."/>
                     <pic:cNvPicPr/>
                   </pic:nvPicPr>
                   <pic:blipFill>
@@ -39,7 +38,7 @@
                   <pic:spPr>
                     <a:xfrm>
                       <a:off x="0" y="0"/>
-                      <a:ext cx="5943600" cy="3546475"/>
+                      <a:ext cx="5183117" cy="3636488"/>
                     </a:xfrm>
                     <a:prstGeom prst="rect">
                       <a:avLst/>
@@ -55,10 +54,10 @@
     <w:p>
       <w:r>
         <w:drawing>
-          <wp:inline distT="0" distB="0" distL="0" distR="0" wp14:anchorId="76E590DC" wp14:editId="141A4458">
-            <wp:extent cx="5943600" cy="3521710"/>
-            <wp:effectExtent l="0" t="0" r="0" b="2540"/>
-            <wp:docPr id="812512340" name="Picture 1" descr="A code snippet in a Python programming environment displays a simple beer song counting loop with error handling for negative input.&#10;&#10;AI-generated content may be incorrect."/>
+          <wp:inline distT="0" distB="0" distL="0" distR="0" wp14:anchorId="718E45B7" wp14:editId="7525883E">
+            <wp:extent cx="5943600" cy="3595370"/>
+            <wp:effectExtent l="0" t="0" r="0" b="5080"/>
+            <wp:docPr id="1896068972" name="Picture 1" descr="The image shows a Python code snippet with a simple program for converting miles to kilometers, including input handling and error catching.&#10;&#10;AI-generated content may be incorrect."/>
             <wp:cNvGraphicFramePr>
               <a:graphicFrameLocks xmlns:a="http://schemas.openxmlformats.org/drawingml/2006/main" noChangeAspect="1"/>
             </wp:cNvGraphicFramePr>
@@ -66,11 +65,169 @@
               <a:graphicData uri="http://schemas.openxmlformats.org/drawingml/2006/picture">
                 <pic:pic xmlns:pic="http://schemas.openxmlformats.org/drawingml/2006/picture">
                   <pic:nvPicPr>
-                    <pic:cNvPr id="812512340" name="Picture 1" descr="A code snippet in a Python programming environment displays a simple beer song counting loop with error handling for negative input.&#10;&#10;AI-generated content may be incorrect."/>
+                    <pic:cNvPr id="1896068972" name="Picture 1" descr="The image shows a Python code snippet with a simple program for converting miles to kilometers, including input handling and error catching.&#10;&#10;AI-generated content may be incorrect."/>
                     <pic:cNvPicPr/>
                   </pic:nvPicPr>
                   <pic:blipFill>
                     <a:blip r:embed="rId5"/>
+                    <a:stretch>
+                      <a:fillRect/>
+                    </a:stretch>
+                  </pic:blipFill>
+                  <pic:spPr>
+                    <a:xfrm>
+                      <a:off x="0" y="0"/>
+                      <a:ext cx="5943600" cy="3595370"/>
+                    </a:xfrm>
+                    <a:prstGeom prst="rect">
+                      <a:avLst/>
+                    </a:prstGeom>
+                  </pic:spPr>
+                </pic:pic>
+              </a:graphicData>
+            </a:graphic>
+          </wp:inline>
+        </w:drawing>
+      </w:r>
+    </w:p>
+    <w:p>
+      <w:r>
+        <w:lastRenderedPageBreak/>
+        <w:drawing>
+          <wp:inline distT="0" distB="0" distL="0" distR="0" wp14:anchorId="449210D9" wp14:editId="3BE8B666">
+            <wp:extent cx="5943600" cy="3512185"/>
+            <wp:effectExtent l="0" t="0" r="0" b="0"/>
+            <wp:docPr id="1206718496" name="Picture 1" descr="Kilometers to Miles.py&#10;&#10;AI-generated content may be incorrect."/>
+            <wp:cNvGraphicFramePr>
+              <a:graphicFrameLocks xmlns:a="http://schemas.openxmlformats.org/drawingml/2006/main" noChangeAspect="1"/>
+            </wp:cNvGraphicFramePr>
+            <a:graphic xmlns:a="http://schemas.openxmlformats.org/drawingml/2006/main">
+              <a:graphicData uri="http://schemas.openxmlformats.org/drawingml/2006/picture">
+                <pic:pic xmlns:pic="http://schemas.openxmlformats.org/drawingml/2006/picture">
+                  <pic:nvPicPr>
+                    <pic:cNvPr id="1206718496" name="Picture 1" descr="Kilometers to Miles.py&#10;&#10;AI-generated content may be incorrect."/>
+                    <pic:cNvPicPr/>
+                  </pic:nvPicPr>
+                  <pic:blipFill>
+                    <a:blip r:embed="rId6"/>
+                    <a:stretch>
+                      <a:fillRect/>
+                    </a:stretch>
+                  </pic:blipFill>
+                  <pic:spPr>
+                    <a:xfrm>
+                      <a:off x="0" y="0"/>
+                      <a:ext cx="5943600" cy="3512185"/>
+                    </a:xfrm>
+                    <a:prstGeom prst="rect">
+                      <a:avLst/>
+                    </a:prstGeom>
+                  </pic:spPr>
+                </pic:pic>
+              </a:graphicData>
+            </a:graphic>
+          </wp:inline>
+        </w:drawing>
+      </w:r>
+    </w:p>
+    <w:p>
+      <w:r>
+        <w:drawing>
+          <wp:inline distT="0" distB="0" distL="0" distR="0" wp14:anchorId="169810B0" wp14:editId="1EF6040F">
+            <wp:extent cx="5943600" cy="3580130"/>
+            <wp:effectExtent l="0" t="0" r="0" b="1270"/>
+            <wp:docPr id="2120435937" name="Picture 1" descr="An image displays a Python code snippet for a program that converts miles to kilometers, with user input, error handling, and print statements.&#10;&#10;AI-generated content may be incorrect."/>
+            <wp:cNvGraphicFramePr>
+              <a:graphicFrameLocks xmlns:a="http://schemas.openxmlformats.org/drawingml/2006/main" noChangeAspect="1"/>
+            </wp:cNvGraphicFramePr>
+            <a:graphic xmlns:a="http://schemas.openxmlformats.org/drawingml/2006/main">
+              <a:graphicData uri="http://schemas.openxmlformats.org/drawingml/2006/picture">
+                <pic:pic xmlns:pic="http://schemas.openxmlformats.org/drawingml/2006/picture">
+                  <pic:nvPicPr>
+                    <pic:cNvPr id="2120435937" name="Picture 1" descr="An image displays a Python code snippet for a program that converts miles to kilometers, with user input, error handling, and print statements.&#10;&#10;AI-generated content may be incorrect."/>
+                    <pic:cNvPicPr/>
+                  </pic:nvPicPr>
+                  <pic:blipFill>
+                    <a:blip r:embed="rId7"/>
+                    <a:stretch>
+                      <a:fillRect/>
+                    </a:stretch>
+                  </pic:blipFill>
+                  <pic:spPr>
+                    <a:xfrm>
+                      <a:off x="0" y="0"/>
+                      <a:ext cx="5943600" cy="3580130"/>
+                    </a:xfrm>
+                    <a:prstGeom prst="rect">
+                      <a:avLst/>
+                    </a:prstGeom>
+                  </pic:spPr>
+                </pic:pic>
+              </a:graphicData>
+            </a:graphic>
+          </wp:inline>
+        </w:drawing>
+      </w:r>
+    </w:p>
+    <w:p>
+      <w:r>
+        <w:lastRenderedPageBreak/>
+        <w:drawing>
+          <wp:inline distT="0" distB="0" distL="0" distR="0" wp14:anchorId="604A5544" wp14:editId="2BE4D047">
+            <wp:extent cx="5943600" cy="3512185"/>
+            <wp:effectExtent l="0" t="0" r="0" b="0"/>
+            <wp:docPr id="1837454935" name="Picture 1" descr="Kilometers to Miles.py&#10;&#10;AI-generated content may be incorrect."/>
+            <wp:cNvGraphicFramePr>
+              <a:graphicFrameLocks xmlns:a="http://schemas.openxmlformats.org/drawingml/2006/main" noChangeAspect="1"/>
+            </wp:cNvGraphicFramePr>
+            <a:graphic xmlns:a="http://schemas.openxmlformats.org/drawingml/2006/main">
+              <a:graphicData uri="http://schemas.openxmlformats.org/drawingml/2006/picture">
+                <pic:pic xmlns:pic="http://schemas.openxmlformats.org/drawingml/2006/picture">
+                  <pic:nvPicPr>
+                    <pic:cNvPr id="1837454935" name="Picture 1" descr="Kilometers to Miles.py&#10;&#10;AI-generated content may be incorrect."/>
+                    <pic:cNvPicPr/>
+                  </pic:nvPicPr>
+                  <pic:blipFill>
+                    <a:blip r:embed="rId8"/>
+                    <a:stretch>
+                      <a:fillRect/>
+                    </a:stretch>
+                  </pic:blipFill>
+                  <pic:spPr>
+                    <a:xfrm>
+                      <a:off x="0" y="0"/>
+                      <a:ext cx="5943600" cy="3512185"/>
+                    </a:xfrm>
+                    <a:prstGeom prst="rect">
+                      <a:avLst/>
+                    </a:prstGeom>
+                  </pic:spPr>
+                </pic:pic>
+              </a:graphicData>
+            </a:graphic>
+          </wp:inline>
+        </w:drawing>
+      </w:r>
+    </w:p>
+    <w:p>
+      <w:r>
+        <w:drawing>
+          <wp:inline distT="0" distB="0" distL="0" distR="0" wp14:anchorId="1B03A387" wp14:editId="0416EF37">
+            <wp:extent cx="5943600" cy="3521710"/>
+            <wp:effectExtent l="0" t="0" r="0" b="2540"/>
+            <wp:docPr id="1085702601" name="Picture 1" descr="The image shows a Python code snippet for a program that converts miles to kilometers, including user input, error handling, and a function to display the conversion result.&#10;&#10;AI-generated content may be incorrect."/>
+            <wp:cNvGraphicFramePr>
+              <a:graphicFrameLocks xmlns:a="http://schemas.openxmlformats.org/drawingml/2006/main" noChangeAspect="1"/>
+            </wp:cNvGraphicFramePr>
+            <a:graphic xmlns:a="http://schemas.openxmlformats.org/drawingml/2006/main">
+              <a:graphicData uri="http://schemas.openxmlformats.org/drawingml/2006/picture">
+                <pic:pic xmlns:pic="http://schemas.openxmlformats.org/drawingml/2006/picture">
+                  <pic:nvPicPr>
+                    <pic:cNvPr id="1085702601" name="Picture 1" descr="The image shows a Python code snippet for a program that converts miles to kilometers, including user input, error handling, and a function to display the conversion result.&#10;&#10;AI-generated content may be incorrect."/>
+                    <pic:cNvPicPr/>
+                  </pic:nvPicPr>
+                  <pic:blipFill>
+                    <a:blip r:embed="rId9"/>
                     <a:stretch>
                       <a:fillRect/>
                     </a:stretch>
@@ -95,10 +252,10 @@
       <w:r>
         <w:lastRenderedPageBreak/>
         <w:drawing>
-          <wp:inline distT="0" distB="0" distL="0" distR="0" wp14:anchorId="5FBA33B3" wp14:editId="03F28CFA">
-            <wp:extent cx="5943600" cy="3339465"/>
+          <wp:inline distT="0" distB="0" distL="0" distR="0" wp14:anchorId="13BB24E1" wp14:editId="5B06CBEB">
+            <wp:extent cx="5943600" cy="3411220"/>
             <wp:effectExtent l="0" t="0" r="0" b="0"/>
-            <wp:docPr id="1469749711" name="Picture 1" descr="A Python code snippet displaying a simple beer song counting down the number of bottles of beer on the wall.&#10;&#10;AI-generated content may be incorrect."/>
+            <wp:docPr id="1581929555" name="Picture 1" descr="A code snippet showing a simple Python program calculating miles to kilometers, with a function for the conversion and a main function to print the result.&#10;&#10;AI-generated content may be incorrect."/>
             <wp:cNvGraphicFramePr>
               <a:graphicFrameLocks xmlns:a="http://schemas.openxmlformats.org/drawingml/2006/main" noChangeAspect="1"/>
             </wp:cNvGraphicFramePr>
@@ -106,11 +263,11 @@
               <a:graphicData uri="http://schemas.openxmlformats.org/drawingml/2006/picture">
                 <pic:pic xmlns:pic="http://schemas.openxmlformats.org/drawingml/2006/picture">
                   <pic:nvPicPr>
-                    <pic:cNvPr id="1469749711" name="Picture 1" descr="A Python code snippet displaying a simple beer song counting down the number of bottles of beer on the wall.&#10;&#10;AI-generated content may be incorrect."/>
+                    <pic:cNvPr id="1581929555" name="Picture 1" descr="A code snippet showing a simple Python program calculating miles to kilometers, with a function for the conversion and a main function to print the result.&#10;&#10;AI-generated content may be incorrect."/>
                     <pic:cNvPicPr/>
                   </pic:nvPicPr>
                   <pic:blipFill>
-                    <a:blip r:embed="rId6"/>
+                    <a:blip r:embed="rId10"/>
                     <a:stretch>
                       <a:fillRect/>
                     </a:stretch>
@@ -118,46 +275,7 @@
                   <pic:spPr>
                     <a:xfrm>
                       <a:off x="0" y="0"/>
-                      <a:ext cx="5943600" cy="3339465"/>
-                    </a:xfrm>
-                    <a:prstGeom prst="rect">
-                      <a:avLst/>
-                    </a:prstGeom>
-                  </pic:spPr>
-                </pic:pic>
-              </a:graphicData>
-            </a:graphic>
-          </wp:inline>
-        </w:drawing>
-      </w:r>
-    </w:p>
-    <w:p>
-      <w:r>
-        <w:drawing>
-          <wp:inline distT="0" distB="0" distL="0" distR="0" wp14:anchorId="733C51F0" wp14:editId="715BABA8">
-            <wp:extent cx="5943600" cy="3455670"/>
-            <wp:effectExtent l="0" t="0" r="0" b="0"/>
-            <wp:docPr id="467206309" name="Picture 1" descr="A code snippet in a debugging console showing a Python function called `beer_song` that prints a song about beer bottles.&#10;&#10;AI-generated content may be incorrect."/>
-            <wp:cNvGraphicFramePr>
-              <a:graphicFrameLocks xmlns:a="http://schemas.openxmlformats.org/drawingml/2006/main" noChangeAspect="1"/>
-            </wp:cNvGraphicFramePr>
-            <a:graphic xmlns:a="http://schemas.openxmlformats.org/drawingml/2006/main">
-              <a:graphicData uri="http://schemas.openxmlformats.org/drawingml/2006/picture">
-                <pic:pic xmlns:pic="http://schemas.openxmlformats.org/drawingml/2006/picture">
-                  <pic:nvPicPr>
-                    <pic:cNvPr id="467206309" name="Picture 1" descr="A code snippet in a debugging console showing a Python function called `beer_song` that prints a song about beer bottles.&#10;&#10;AI-generated content may be incorrect."/>
-                    <pic:cNvPicPr/>
-                  </pic:nvPicPr>
-                  <pic:blipFill>
-                    <a:blip r:embed="rId7"/>
-                    <a:stretch>
-                      <a:fillRect/>
-                    </a:stretch>
-                  </pic:blipFill>
-                  <pic:spPr>
-                    <a:xfrm>
-                      <a:off x="0" y="0"/>
-                      <a:ext cx="5943600" cy="3455670"/>
+                      <a:ext cx="5943600" cy="3411220"/>
                     </a:xfrm>
                     <a:prstGeom prst="rect">
                       <a:avLst/>
@@ -174,10 +292,10 @@
       <w:r>
         <w:lastRenderedPageBreak/>
         <w:drawing>
-          <wp:inline distT="0" distB="0" distL="0" distR="0" wp14:anchorId="6AC619D5" wp14:editId="46061068">
-            <wp:extent cx="5943600" cy="3472180"/>
+          <wp:inline distT="0" distB="0" distL="0" distR="0" wp14:anchorId="5B1509B2" wp14:editId="1C09BD30">
+            <wp:extent cx="5068007" cy="7087589"/>
             <wp:effectExtent l="0" t="0" r="0" b="0"/>
-            <wp:docPr id="793744790" name="Picture 1" descr="The image shows a code snippet in a dark background with a light text, illustrating a simple Python function `beer_song()` that prints a beer counting rhyme based on user input.&#10;&#10;AI-generated content may be incorrect."/>
+            <wp:docPr id="501074555" name="Picture 1" descr="The image illustrates a flowchart for a simple program that prompts the user to input the distance traveled in miles, validates the input, converts it to kilometers, and repeats the process.&#10;&#10;AI-generated content may be incorrect."/>
             <wp:cNvGraphicFramePr>
               <a:graphicFrameLocks xmlns:a="http://schemas.openxmlformats.org/drawingml/2006/main" noChangeAspect="1"/>
             </wp:cNvGraphicFramePr>
@@ -185,11 +303,11 @@
               <a:graphicData uri="http://schemas.openxmlformats.org/drawingml/2006/picture">
                 <pic:pic xmlns:pic="http://schemas.openxmlformats.org/drawingml/2006/picture">
                   <pic:nvPicPr>
-                    <pic:cNvPr id="793744790" name="Picture 1" descr="The image shows a code snippet in a dark background with a light text, illustrating a simple Python function `beer_song()` that prints a beer counting rhyme based on user input.&#10;&#10;AI-generated content may be incorrect."/>
+                    <pic:cNvPr id="501074555" name="Picture 1" descr="The image illustrates a flowchart for a simple program that prompts the user to input the distance traveled in miles, validates the input, converts it to kilometers, and repeats the process.&#10;&#10;AI-generated content may be incorrect."/>
                     <pic:cNvPicPr/>
                   </pic:nvPicPr>
                   <pic:blipFill>
-                    <a:blip r:embed="rId8"/>
+                    <a:blip r:embed="rId11"/>
                     <a:stretch>
                       <a:fillRect/>
                     </a:stretch>
@@ -197,7 +315,7 @@
                   <pic:spPr>
                     <a:xfrm>
                       <a:off x="0" y="0"/>
-                      <a:ext cx="5943600" cy="3472180"/>
+                      <a:ext cx="5068007" cy="7087589"/>
                     </a:xfrm>
                     <a:prstGeom prst="rect">
                       <a:avLst/>
@@ -208,108 +326,6 @@
             </a:graphic>
           </wp:inline>
         </w:drawing>
-      </w:r>
-    </w:p>
-    <w:p>
-      <w:r>
-        <w:t>Decreased the number to “2” for simplicity</w:t>
-      </w:r>
-    </w:p>
-    <w:p>
-      <w:r>
-        <w:drawing>
-          <wp:inline distT="0" distB="0" distL="0" distR="0" wp14:anchorId="72CFC43E" wp14:editId="5CAB6818">
-            <wp:extent cx="5943600" cy="3374390"/>
-            <wp:effectExtent l="0" t="0" r="0" b="0"/>
-            <wp:docPr id="1702314999" name="Picture 1" descr="99 Bottles of Beer&#10;&#10;AI-generated content may be incorrect."/>
-            <wp:cNvGraphicFramePr>
-              <a:graphicFrameLocks xmlns:a="http://schemas.openxmlformats.org/drawingml/2006/main" noChangeAspect="1"/>
-            </wp:cNvGraphicFramePr>
-            <a:graphic xmlns:a="http://schemas.openxmlformats.org/drawingml/2006/main">
-              <a:graphicData uri="http://schemas.openxmlformats.org/drawingml/2006/picture">
-                <pic:pic xmlns:pic="http://schemas.openxmlformats.org/drawingml/2006/picture">
-                  <pic:nvPicPr>
-                    <pic:cNvPr id="1702314999" name="Picture 1" descr="99 Bottles of Beer&#10;&#10;AI-generated content may be incorrect."/>
-                    <pic:cNvPicPr/>
-                  </pic:nvPicPr>
-                  <pic:blipFill>
-                    <a:blip r:embed="rId9"/>
-                    <a:stretch>
-                      <a:fillRect/>
-                    </a:stretch>
-                  </pic:blipFill>
-                  <pic:spPr>
-                    <a:xfrm>
-                      <a:off x="0" y="0"/>
-                      <a:ext cx="5943600" cy="3374390"/>
-                    </a:xfrm>
-                    <a:prstGeom prst="rect">
-                      <a:avLst/>
-                    </a:prstGeom>
-                  </pic:spPr>
-                </pic:pic>
-              </a:graphicData>
-            </a:graphic>
-          </wp:inline>
-        </w:drawing>
-      </w:r>
-    </w:p>
-    <w:p>
-      <w:r>
-        <w:lastRenderedPageBreak/>
-        <w:drawing>
-          <wp:inline distT="0" distB="0" distL="0" distR="0" wp14:anchorId="5EB42F78" wp14:editId="5A29AC8F">
-            <wp:extent cx="5943600" cy="3425825"/>
-            <wp:effectExtent l="0" t="0" r="0" b="3175"/>
-            <wp:docPr id="1233477207" name="Picture 1" descr="A code snippet displaying a Python function 'beer_song' that prints a beer song, with a while loop counting down bottles until none are left.&#10;&#10;AI-generated content may be incorrect."/>
-            <wp:cNvGraphicFramePr>
-              <a:graphicFrameLocks xmlns:a="http://schemas.openxmlformats.org/drawingml/2006/main" noChangeAspect="1"/>
-            </wp:cNvGraphicFramePr>
-            <a:graphic xmlns:a="http://schemas.openxmlformats.org/drawingml/2006/main">
-              <a:graphicData uri="http://schemas.openxmlformats.org/drawingml/2006/picture">
-                <pic:pic xmlns:pic="http://schemas.openxmlformats.org/drawingml/2006/picture">
-                  <pic:nvPicPr>
-                    <pic:cNvPr id="1233477207" name="Picture 1" descr="A code snippet displaying a Python function 'beer_song' that prints a beer song, with a while loop counting down bottles until none are left.&#10;&#10;AI-generated content may be incorrect."/>
-                    <pic:cNvPicPr/>
-                  </pic:nvPicPr>
-                  <pic:blipFill>
-                    <a:blip r:embed="rId10"/>
-                    <a:stretch>
-                      <a:fillRect/>
-                    </a:stretch>
-                  </pic:blipFill>
-                  <pic:spPr>
-                    <a:xfrm>
-                      <a:off x="0" y="0"/>
-                      <a:ext cx="5943600" cy="3425825"/>
-                    </a:xfrm>
-                    <a:prstGeom prst="rect">
-                      <a:avLst/>
-                    </a:prstGeom>
-                  </pic:spPr>
-                </pic:pic>
-              </a:graphicData>
-            </a:graphic>
-          </wp:inline>
-        </w:drawing>
-      </w:r>
-    </w:p>
-    <w:p>
-      <w:r>
-        <w:t xml:space="preserve">2 more “step </w:t>
-      </w:r>
-      <w:proofErr w:type="gramStart"/>
-      <w:r>
-        <w:t>in</w:t>
-      </w:r>
-      <w:proofErr w:type="spellStart"/>
-      <w:r>
-        <w:t>”s</w:t>
-      </w:r>
-      <w:proofErr w:type="spellEnd"/>
-      <w:proofErr w:type="gramEnd"/>
-      <w:r>
-        <w:t xml:space="preserve"> runs the final print line and ends the program.</w:t>
       </w:r>
     </w:p>
     <w:sectPr>

--- a/module-2/Barberich_Assignment2.2.docx
+++ b/module-2/Barberich_Assignment2.2.docx
@@ -14,6 +14,9 @@
     </w:p>
     <w:p>
       <w:r>
+        <w:rPr>
+          <w:noProof/>
+        </w:rPr>
         <w:drawing>
           <wp:inline distT="0" distB="0" distL="0" distR="0" wp14:anchorId="6AC015E7" wp14:editId="005BCB62">
             <wp:extent cx="5172075" cy="3628741"/>
@@ -53,6 +56,9 @@
     </w:p>
     <w:p>
       <w:r>
+        <w:rPr>
+          <w:noProof/>
+        </w:rPr>
         <w:drawing>
           <wp:inline distT="0" distB="0" distL="0" distR="0" wp14:anchorId="718E45B7" wp14:editId="7525883E">
             <wp:extent cx="5943600" cy="3595370"/>
@@ -92,6 +98,9 @@
     </w:p>
     <w:p>
       <w:r>
+        <w:rPr>
+          <w:noProof/>
+        </w:rPr>
         <w:lastRenderedPageBreak/>
         <w:drawing>
           <wp:inline distT="0" distB="0" distL="0" distR="0" wp14:anchorId="449210D9" wp14:editId="3BE8B666">
@@ -132,6 +141,9 @@
     </w:p>
     <w:p>
       <w:r>
+        <w:rPr>
+          <w:noProof/>
+        </w:rPr>
         <w:drawing>
           <wp:inline distT="0" distB="0" distL="0" distR="0" wp14:anchorId="169810B0" wp14:editId="1EF6040F">
             <wp:extent cx="5943600" cy="3580130"/>
@@ -171,6 +183,9 @@
     </w:p>
     <w:p>
       <w:r>
+        <w:rPr>
+          <w:noProof/>
+        </w:rPr>
         <w:lastRenderedPageBreak/>
         <w:drawing>
           <wp:inline distT="0" distB="0" distL="0" distR="0" wp14:anchorId="604A5544" wp14:editId="2BE4D047">
@@ -211,6 +226,9 @@
     </w:p>
     <w:p>
       <w:r>
+        <w:rPr>
+          <w:noProof/>
+        </w:rPr>
         <w:drawing>
           <wp:inline distT="0" distB="0" distL="0" distR="0" wp14:anchorId="1B03A387" wp14:editId="0416EF37">
             <wp:extent cx="5943600" cy="3521710"/>
@@ -250,6 +268,9 @@
     </w:p>
     <w:p>
       <w:r>
+        <w:rPr>
+          <w:noProof/>
+        </w:rPr>
         <w:lastRenderedPageBreak/>
         <w:drawing>
           <wp:inline distT="0" distB="0" distL="0" distR="0" wp14:anchorId="13BB24E1" wp14:editId="5B06CBEB">
@@ -288,46 +309,7 @@
         </w:drawing>
       </w:r>
     </w:p>
-    <w:p>
-      <w:r>
-        <w:lastRenderedPageBreak/>
-        <w:drawing>
-          <wp:inline distT="0" distB="0" distL="0" distR="0" wp14:anchorId="5B1509B2" wp14:editId="1C09BD30">
-            <wp:extent cx="5068007" cy="7087589"/>
-            <wp:effectExtent l="0" t="0" r="0" b="0"/>
-            <wp:docPr id="501074555" name="Picture 1" descr="The image illustrates a flowchart for a simple program that prompts the user to input the distance traveled in miles, validates the input, converts it to kilometers, and repeats the process.&#10;&#10;AI-generated content may be incorrect."/>
-            <wp:cNvGraphicFramePr>
-              <a:graphicFrameLocks xmlns:a="http://schemas.openxmlformats.org/drawingml/2006/main" noChangeAspect="1"/>
-            </wp:cNvGraphicFramePr>
-            <a:graphic xmlns:a="http://schemas.openxmlformats.org/drawingml/2006/main">
-              <a:graphicData uri="http://schemas.openxmlformats.org/drawingml/2006/picture">
-                <pic:pic xmlns:pic="http://schemas.openxmlformats.org/drawingml/2006/picture">
-                  <pic:nvPicPr>
-                    <pic:cNvPr id="501074555" name="Picture 1" descr="The image illustrates a flowchart for a simple program that prompts the user to input the distance traveled in miles, validates the input, converts it to kilometers, and repeats the process.&#10;&#10;AI-generated content may be incorrect."/>
-                    <pic:cNvPicPr/>
-                  </pic:nvPicPr>
-                  <pic:blipFill>
-                    <a:blip r:embed="rId11"/>
-                    <a:stretch>
-                      <a:fillRect/>
-                    </a:stretch>
-                  </pic:blipFill>
-                  <pic:spPr>
-                    <a:xfrm>
-                      <a:off x="0" y="0"/>
-                      <a:ext cx="5068007" cy="7087589"/>
-                    </a:xfrm>
-                    <a:prstGeom prst="rect">
-                      <a:avLst/>
-                    </a:prstGeom>
-                  </pic:spPr>
-                </pic:pic>
-              </a:graphicData>
-            </a:graphic>
-          </wp:inline>
-        </w:drawing>
-      </w:r>
-    </w:p>
+    <w:p/>
     <w:sectPr>
       <w:pgSz w:w="12240" w:h="15840"/>
       <w:pgMar w:top="1440" w:right="1440" w:bottom="1440" w:left="1440" w:header="720" w:footer="720" w:gutter="0"/>
